--- a/FuentesCurso/UD 01. Introduccion a los contenedores y a Docker/UD 01.01 - Introducción a los contenedores y a Docker.docx
+++ b/FuentesCurso/UD 01. Introduccion a los contenedores y a Docker/UD 01.01 - Introducción a los contenedores y a Docker.docx
@@ -21,6 +21,7 @@
         <w:rPr>
           <w:rFonts w:ascii="Proxima Nova" w:cs="Proxima Nova" w:eastAsia="Proxima Nova" w:hAnsi="Proxima Nova"/>
           <w:b w:val="0"/>
+          <w:bCs w:val="0"/>
           <w:color w:val="669966"/>
           <w:sz w:val="48"/>
           <w:szCs w:val="48"/>
@@ -72,12 +73,12 @@
           <wp:inline distB="114300" distT="114300" distL="114300" distR="114300">
             <wp:extent cx="447675" cy="57150"/>
             <wp:effectExtent b="0" l="0" r="0" t="0"/>
-            <wp:docPr descr="short line" id="6" name="image7.png"/>
+            <wp:docPr descr="short line" id="6" name="image1.png"/>
             <a:graphic>
               <a:graphicData uri="http://schemas.openxmlformats.org/drawingml/2006/picture">
                 <pic:pic>
                   <pic:nvPicPr>
-                    <pic:cNvPr descr="short line" id="0" name="image7.png"/>
+                    <pic:cNvPr descr="short line" id="0" name="image1.png"/>
                     <pic:cNvPicPr preferRelativeResize="0"/>
                   </pic:nvPicPr>
                   <pic:blipFill>
@@ -136,12 +137,12 @@
             <wp:extent cx="6120000" cy="444500"/>
             <wp:effectExtent b="0" l="0" r="0" t="0"/>
             <wp:wrapNone/>
-            <wp:docPr id="4" name="image2.png"/>
+            <wp:docPr id="4" name="image4.png"/>
             <a:graphic>
               <a:graphicData uri="http://schemas.openxmlformats.org/drawingml/2006/picture">
                 <pic:pic>
                   <pic:nvPicPr>
-                    <pic:cNvPr id="0" name="image2.png"/>
+                    <pic:cNvPr id="0" name="image4.png"/>
                     <pic:cNvPicPr preferRelativeResize="0"/>
                   </pic:nvPicPr>
                   <pic:blipFill>
@@ -205,7 +206,7 @@
           <w:szCs w:val="32"/>
           <w:rtl w:val="0"/>
         </w:rPr>
-        <w:t xml:space="preserve">Actualizado Enero 2025</w:t>
+        <w:t xml:space="preserve">Actualizado Enero 2026</w:t>
       </w:r>
     </w:p>
     <w:p>
@@ -236,6 +237,7 @@
         <w:rPr>
           <w:rFonts w:ascii="Verdana" w:cs="Verdana" w:eastAsia="Verdana" w:hAnsi="Verdana"/>
           <w:b w:val="1"/>
+          <w:bCs w:val="1"/>
           <w:sz w:val="20"/>
           <w:szCs w:val="20"/>
         </w:rPr>
@@ -256,6 +258,7 @@
         <w:rPr>
           <w:rFonts w:ascii="Verdana" w:cs="Verdana" w:eastAsia="Verdana" w:hAnsi="Verdana"/>
           <w:b w:val="1"/>
+          <w:bCs w:val="1"/>
           <w:sz w:val="20"/>
           <w:szCs w:val="20"/>
           <w:rtl w:val="0"/>
@@ -289,12 +292,12 @@
             <wp:extent cx="922564" cy="322898"/>
             <wp:effectExtent b="0" l="0" r="0" t="0"/>
             <wp:wrapSquare wrapText="bothSides" distB="57150" distT="57150" distL="57150" distR="57150"/>
-            <wp:docPr id="2" name="image1.png"/>
+            <wp:docPr id="2" name="image6.png"/>
             <a:graphic>
               <a:graphicData uri="http://schemas.openxmlformats.org/drawingml/2006/picture">
                 <pic:pic>
                   <pic:nvPicPr>
-                    <pic:cNvPr id="0" name="image1.png"/>
+                    <pic:cNvPr id="0" name="image6.png"/>
                     <pic:cNvPicPr preferRelativeResize="0"/>
                   </pic:nvPicPr>
                   <pic:blipFill>
@@ -395,6 +398,7 @@
         <w:ind w:left="0" w:right="57" w:firstLine="0"/>
         <w:rPr>
           <w:b w:val="1"/>
+          <w:bCs w:val="1"/>
         </w:rPr>
       </w:pPr>
       <w:r>
@@ -408,6 +412,7 @@
       <w:r>
         <w:rPr>
           <w:b w:val="1"/>
+          <w:bCs w:val="1"/>
           <w:rtl w:val="0"/>
         </w:rPr>
         <w:t xml:space="preserve">Importante</w:t>
@@ -438,6 +443,7 @@
         <w:ind w:left="0" w:right="57" w:firstLine="0"/>
         <w:rPr>
           <w:b w:val="1"/>
+          <w:bCs w:val="1"/>
         </w:rPr>
       </w:pPr>
       <w:r>
@@ -461,6 +467,7 @@
       <w:r>
         <w:rPr>
           <w:b w:val="1"/>
+          <w:bCs w:val="1"/>
           <w:rtl w:val="0"/>
         </w:rPr>
         <w:t xml:space="preserve">Atención</w:t>
@@ -492,6 +499,7 @@
         <w:rPr>
           <w:rFonts w:ascii="Arial" w:cs="Arial" w:eastAsia="Arial" w:hAnsi="Arial"/>
           <w:b w:val="1"/>
+          <w:bCs w:val="1"/>
           <w:smallCaps w:val="1"/>
           <w:sz w:val="32"/>
           <w:szCs w:val="32"/>
@@ -514,6 +522,7 @@
       <w:r>
         <w:rPr>
           <w:b w:val="1"/>
+          <w:bCs w:val="1"/>
           <w:rtl w:val="0"/>
         </w:rPr>
         <w:t xml:space="preserve">Interesante</w:t>
@@ -526,6 +535,7 @@
     </w:p>
     <w:sdt>
       <w:sdtPr>
+        <w:id w:val="1804348613"/>
         <w:docPartObj>
           <w:docPartGallery w:val="Table of Contents"/>
           <w:docPartUnique w:val="1"/>
@@ -542,7 +552,9 @@
             <w:rPr>
               <w:rFonts w:ascii="Verdana" w:cs="Verdana" w:eastAsia="Verdana" w:hAnsi="Verdana"/>
               <w:b w:val="1"/>
+              <w:bCs w:val="1"/>
               <w:i w:val="0"/>
+              <w:iCs w:val="0"/>
               <w:smallCaps w:val="0"/>
               <w:strike w:val="0"/>
               <w:color w:val="000000"/>
@@ -563,7 +575,9 @@
               <w:rPr>
                 <w:rFonts w:ascii="Verdana" w:cs="Verdana" w:eastAsia="Verdana" w:hAnsi="Verdana"/>
                 <w:b w:val="1"/>
+                <w:bCs w:val="1"/>
                 <w:i w:val="0"/>
+                <w:iCs w:val="0"/>
                 <w:smallCaps w:val="0"/>
                 <w:strike w:val="0"/>
                 <w:color w:val="000000"/>
@@ -581,7 +595,9 @@
             <w:rPr>
               <w:rFonts w:ascii="Verdana" w:cs="Verdana" w:eastAsia="Verdana" w:hAnsi="Verdana"/>
               <w:b w:val="1"/>
+              <w:bCs w:val="1"/>
               <w:i w:val="0"/>
+              <w:iCs w:val="0"/>
               <w:smallCaps w:val="0"/>
               <w:strike w:val="0"/>
               <w:color w:val="000000"/>
@@ -603,7 +619,9 @@
             <w:rPr>
               <w:rFonts w:ascii="Verdana" w:cs="Verdana" w:eastAsia="Verdana" w:hAnsi="Verdana"/>
               <w:b w:val="1"/>
+              <w:bCs w:val="1"/>
               <w:i w:val="0"/>
+              <w:iCs w:val="0"/>
               <w:smallCaps w:val="0"/>
               <w:strike w:val="0"/>
               <w:color w:val="000000"/>
@@ -635,7 +653,9 @@
             <w:rPr>
               <w:rFonts w:ascii="Verdana" w:cs="Verdana" w:eastAsia="Verdana" w:hAnsi="Verdana"/>
               <w:b w:val="1"/>
+              <w:bCs w:val="1"/>
               <w:i w:val="0"/>
+              <w:iCs w:val="0"/>
               <w:smallCaps w:val="0"/>
               <w:strike w:val="0"/>
               <w:color w:val="000000"/>
@@ -651,7 +671,9 @@
               <w:rPr>
                 <w:rFonts w:ascii="Verdana" w:cs="Verdana" w:eastAsia="Verdana" w:hAnsi="Verdana"/>
                 <w:b w:val="1"/>
+                <w:bCs w:val="1"/>
                 <w:i w:val="0"/>
+                <w:iCs w:val="0"/>
                 <w:smallCaps w:val="0"/>
                 <w:strike w:val="0"/>
                 <w:color w:val="000000"/>
@@ -669,7 +691,9 @@
             <w:rPr>
               <w:rFonts w:ascii="Verdana" w:cs="Verdana" w:eastAsia="Verdana" w:hAnsi="Verdana"/>
               <w:b w:val="1"/>
+              <w:bCs w:val="1"/>
               <w:i w:val="0"/>
+              <w:iCs w:val="0"/>
               <w:smallCaps w:val="0"/>
               <w:strike w:val="0"/>
               <w:color w:val="000000"/>
@@ -691,7 +715,9 @@
             <w:rPr>
               <w:rFonts w:ascii="Verdana" w:cs="Verdana" w:eastAsia="Verdana" w:hAnsi="Verdana"/>
               <w:b w:val="1"/>
+              <w:bCs w:val="1"/>
               <w:i w:val="0"/>
+              <w:iCs w:val="0"/>
               <w:smallCaps w:val="0"/>
               <w:strike w:val="0"/>
               <w:color w:val="000000"/>
@@ -723,7 +749,9 @@
             <w:rPr>
               <w:rFonts w:ascii="Verdana" w:cs="Verdana" w:eastAsia="Verdana" w:hAnsi="Verdana"/>
               <w:b w:val="1"/>
+              <w:bCs w:val="1"/>
               <w:i w:val="0"/>
+              <w:iCs w:val="0"/>
               <w:smallCaps w:val="0"/>
               <w:strike w:val="0"/>
               <w:color w:val="000000"/>
@@ -739,7 +767,9 @@
               <w:rPr>
                 <w:rFonts w:ascii="Verdana" w:cs="Verdana" w:eastAsia="Verdana" w:hAnsi="Verdana"/>
                 <w:b w:val="1"/>
+                <w:bCs w:val="1"/>
                 <w:i w:val="0"/>
+                <w:iCs w:val="0"/>
                 <w:smallCaps w:val="0"/>
                 <w:strike w:val="0"/>
                 <w:color w:val="000000"/>
@@ -757,7 +787,9 @@
             <w:rPr>
               <w:rFonts w:ascii="Verdana" w:cs="Verdana" w:eastAsia="Verdana" w:hAnsi="Verdana"/>
               <w:b w:val="1"/>
+              <w:bCs w:val="1"/>
               <w:i w:val="0"/>
+              <w:iCs w:val="0"/>
               <w:smallCaps w:val="0"/>
               <w:strike w:val="0"/>
               <w:color w:val="000000"/>
@@ -779,7 +811,9 @@
             <w:rPr>
               <w:rFonts w:ascii="Verdana" w:cs="Verdana" w:eastAsia="Verdana" w:hAnsi="Verdana"/>
               <w:b w:val="1"/>
+              <w:bCs w:val="1"/>
               <w:i w:val="0"/>
+              <w:iCs w:val="0"/>
               <w:smallCaps w:val="0"/>
               <w:strike w:val="0"/>
               <w:color w:val="000000"/>
@@ -811,7 +845,9 @@
             <w:rPr>
               <w:rFonts w:ascii="Verdana" w:cs="Verdana" w:eastAsia="Verdana" w:hAnsi="Verdana"/>
               <w:b w:val="1"/>
+              <w:bCs w:val="1"/>
               <w:i w:val="0"/>
+              <w:iCs w:val="0"/>
               <w:smallCaps w:val="0"/>
               <w:strike w:val="0"/>
               <w:color w:val="000000"/>
@@ -827,7 +863,9 @@
               <w:rPr>
                 <w:rFonts w:ascii="Verdana" w:cs="Verdana" w:eastAsia="Verdana" w:hAnsi="Verdana"/>
                 <w:b w:val="1"/>
+                <w:bCs w:val="1"/>
                 <w:i w:val="0"/>
+                <w:iCs w:val="0"/>
                 <w:smallCaps w:val="0"/>
                 <w:strike w:val="0"/>
                 <w:color w:val="000000"/>
@@ -845,7 +883,9 @@
             <w:rPr>
               <w:rFonts w:ascii="Verdana" w:cs="Verdana" w:eastAsia="Verdana" w:hAnsi="Verdana"/>
               <w:b w:val="1"/>
+              <w:bCs w:val="1"/>
               <w:i w:val="0"/>
+              <w:iCs w:val="0"/>
               <w:smallCaps w:val="0"/>
               <w:strike w:val="0"/>
               <w:color w:val="000000"/>
@@ -867,7 +907,9 @@
             <w:rPr>
               <w:rFonts w:ascii="Verdana" w:cs="Verdana" w:eastAsia="Verdana" w:hAnsi="Verdana"/>
               <w:b w:val="1"/>
+              <w:bCs w:val="1"/>
               <w:i w:val="0"/>
+              <w:iCs w:val="0"/>
               <w:smallCaps w:val="0"/>
               <w:strike w:val="0"/>
               <w:color w:val="000000"/>
@@ -899,7 +941,9 @@
             <w:rPr>
               <w:rFonts w:ascii="Verdana" w:cs="Verdana" w:eastAsia="Verdana" w:hAnsi="Verdana"/>
               <w:b w:val="1"/>
+              <w:bCs w:val="1"/>
               <w:i w:val="0"/>
+              <w:iCs w:val="0"/>
               <w:smallCaps w:val="0"/>
               <w:strike w:val="0"/>
               <w:color w:val="000000"/>
@@ -915,7 +959,9 @@
               <w:rPr>
                 <w:rFonts w:ascii="Verdana" w:cs="Verdana" w:eastAsia="Verdana" w:hAnsi="Verdana"/>
                 <w:b w:val="1"/>
+                <w:bCs w:val="1"/>
                 <w:i w:val="0"/>
+                <w:iCs w:val="0"/>
                 <w:smallCaps w:val="0"/>
                 <w:strike w:val="0"/>
                 <w:color w:val="000000"/>
@@ -933,7 +979,9 @@
             <w:rPr>
               <w:rFonts w:ascii="Verdana" w:cs="Verdana" w:eastAsia="Verdana" w:hAnsi="Verdana"/>
               <w:b w:val="1"/>
+              <w:bCs w:val="1"/>
               <w:i w:val="0"/>
+              <w:iCs w:val="0"/>
               <w:smallCaps w:val="0"/>
               <w:strike w:val="0"/>
               <w:color w:val="000000"/>
@@ -955,7 +1003,9 @@
             <w:rPr>
               <w:rFonts w:ascii="Verdana" w:cs="Verdana" w:eastAsia="Verdana" w:hAnsi="Verdana"/>
               <w:b w:val="1"/>
+              <w:bCs w:val="1"/>
               <w:i w:val="0"/>
+              <w:iCs w:val="0"/>
               <w:smallCaps w:val="0"/>
               <w:strike w:val="0"/>
               <w:color w:val="000000"/>
@@ -987,7 +1037,9 @@
             <w:rPr>
               <w:rFonts w:ascii="Verdana" w:cs="Verdana" w:eastAsia="Verdana" w:hAnsi="Verdana"/>
               <w:b w:val="1"/>
+              <w:bCs w:val="1"/>
               <w:i w:val="0"/>
+              <w:iCs w:val="0"/>
               <w:smallCaps w:val="0"/>
               <w:strike w:val="0"/>
               <w:color w:val="000000"/>
@@ -1003,7 +1055,9 @@
               <w:rPr>
                 <w:rFonts w:ascii="Verdana" w:cs="Verdana" w:eastAsia="Verdana" w:hAnsi="Verdana"/>
                 <w:b w:val="1"/>
+                <w:bCs w:val="1"/>
                 <w:i w:val="0"/>
+                <w:iCs w:val="0"/>
                 <w:smallCaps w:val="0"/>
                 <w:strike w:val="0"/>
                 <w:color w:val="000000"/>
@@ -1021,7 +1075,9 @@
             <w:rPr>
               <w:rFonts w:ascii="Verdana" w:cs="Verdana" w:eastAsia="Verdana" w:hAnsi="Verdana"/>
               <w:b w:val="1"/>
+              <w:bCs w:val="1"/>
               <w:i w:val="0"/>
+              <w:iCs w:val="0"/>
               <w:smallCaps w:val="0"/>
               <w:strike w:val="0"/>
               <w:color w:val="000000"/>
@@ -1043,7 +1099,9 @@
             <w:rPr>
               <w:rFonts w:ascii="Verdana" w:cs="Verdana" w:eastAsia="Verdana" w:hAnsi="Verdana"/>
               <w:b w:val="1"/>
+              <w:bCs w:val="1"/>
               <w:i w:val="0"/>
+              <w:iCs w:val="0"/>
               <w:smallCaps w:val="0"/>
               <w:strike w:val="0"/>
               <w:color w:val="000000"/>
@@ -1075,7 +1133,9 @@
             <w:rPr>
               <w:rFonts w:ascii="Verdana" w:cs="Verdana" w:eastAsia="Verdana" w:hAnsi="Verdana"/>
               <w:b w:val="1"/>
+              <w:bCs w:val="1"/>
               <w:i w:val="0"/>
+              <w:iCs w:val="0"/>
               <w:smallCaps w:val="0"/>
               <w:strike w:val="0"/>
               <w:color w:val="000000"/>
@@ -1091,7 +1151,9 @@
               <w:rPr>
                 <w:rFonts w:ascii="Verdana" w:cs="Verdana" w:eastAsia="Verdana" w:hAnsi="Verdana"/>
                 <w:b w:val="1"/>
+                <w:bCs w:val="1"/>
                 <w:i w:val="0"/>
+                <w:iCs w:val="0"/>
                 <w:smallCaps w:val="0"/>
                 <w:strike w:val="0"/>
                 <w:color w:val="000000"/>
@@ -1109,7 +1171,9 @@
             <w:rPr>
               <w:rFonts w:ascii="Verdana" w:cs="Verdana" w:eastAsia="Verdana" w:hAnsi="Verdana"/>
               <w:b w:val="1"/>
+              <w:bCs w:val="1"/>
               <w:i w:val="0"/>
+              <w:iCs w:val="0"/>
               <w:smallCaps w:val="0"/>
               <w:strike w:val="0"/>
               <w:color w:val="000000"/>
@@ -1131,7 +1195,9 @@
             <w:rPr>
               <w:rFonts w:ascii="Verdana" w:cs="Verdana" w:eastAsia="Verdana" w:hAnsi="Verdana"/>
               <w:b w:val="1"/>
+              <w:bCs w:val="1"/>
               <w:i w:val="0"/>
+              <w:iCs w:val="0"/>
               <w:smallCaps w:val="0"/>
               <w:strike w:val="0"/>
               <w:color w:val="000000"/>
@@ -1163,7 +1229,9 @@
             <w:rPr>
               <w:rFonts w:ascii="Verdana" w:cs="Verdana" w:eastAsia="Verdana" w:hAnsi="Verdana"/>
               <w:b w:val="1"/>
+              <w:bCs w:val="1"/>
               <w:i w:val="0"/>
+              <w:iCs w:val="0"/>
               <w:smallCaps w:val="0"/>
               <w:strike w:val="0"/>
               <w:color w:val="000000"/>
@@ -1179,7 +1247,9 @@
               <w:rPr>
                 <w:rFonts w:ascii="Verdana" w:cs="Verdana" w:eastAsia="Verdana" w:hAnsi="Verdana"/>
                 <w:b w:val="1"/>
+                <w:bCs w:val="1"/>
                 <w:i w:val="0"/>
+                <w:iCs w:val="0"/>
                 <w:smallCaps w:val="0"/>
                 <w:strike w:val="0"/>
                 <w:color w:val="000000"/>
@@ -1197,7 +1267,9 @@
             <w:rPr>
               <w:rFonts w:ascii="Verdana" w:cs="Verdana" w:eastAsia="Verdana" w:hAnsi="Verdana"/>
               <w:b w:val="1"/>
+              <w:bCs w:val="1"/>
               <w:i w:val="0"/>
+              <w:iCs w:val="0"/>
               <w:smallCaps w:val="0"/>
               <w:strike w:val="0"/>
               <w:color w:val="000000"/>
@@ -1219,7 +1291,9 @@
             <w:rPr>
               <w:rFonts w:ascii="Verdana" w:cs="Verdana" w:eastAsia="Verdana" w:hAnsi="Verdana"/>
               <w:b w:val="1"/>
+              <w:bCs w:val="1"/>
               <w:i w:val="0"/>
+              <w:iCs w:val="0"/>
               <w:smallCaps w:val="0"/>
               <w:strike w:val="0"/>
               <w:color w:val="000000"/>
@@ -1251,7 +1325,9 @@
             <w:rPr>
               <w:rFonts w:ascii="Verdana" w:cs="Verdana" w:eastAsia="Verdana" w:hAnsi="Verdana"/>
               <w:b w:val="1"/>
+              <w:bCs w:val="1"/>
               <w:i w:val="0"/>
+              <w:iCs w:val="0"/>
               <w:smallCaps w:val="0"/>
               <w:strike w:val="0"/>
               <w:color w:val="000000"/>
@@ -1267,7 +1343,9 @@
               <w:rPr>
                 <w:rFonts w:ascii="Verdana" w:cs="Verdana" w:eastAsia="Verdana" w:hAnsi="Verdana"/>
                 <w:b w:val="1"/>
+                <w:bCs w:val="1"/>
                 <w:i w:val="0"/>
+                <w:iCs w:val="0"/>
                 <w:smallCaps w:val="0"/>
                 <w:strike w:val="0"/>
                 <w:color w:val="000000"/>
@@ -1285,7 +1363,9 @@
             <w:rPr>
               <w:rFonts w:ascii="Verdana" w:cs="Verdana" w:eastAsia="Verdana" w:hAnsi="Verdana"/>
               <w:b w:val="1"/>
+              <w:bCs w:val="1"/>
               <w:i w:val="0"/>
+              <w:iCs w:val="0"/>
               <w:smallCaps w:val="0"/>
               <w:strike w:val="0"/>
               <w:color w:val="000000"/>
@@ -1307,7 +1387,9 @@
             <w:rPr>
               <w:rFonts w:ascii="Verdana" w:cs="Verdana" w:eastAsia="Verdana" w:hAnsi="Verdana"/>
               <w:b w:val="1"/>
+              <w:bCs w:val="1"/>
               <w:i w:val="0"/>
+              <w:iCs w:val="0"/>
               <w:smallCaps w:val="0"/>
               <w:strike w:val="0"/>
               <w:color w:val="000000"/>
@@ -1339,7 +1421,9 @@
             <w:rPr>
               <w:rFonts w:ascii="Verdana" w:cs="Verdana" w:eastAsia="Verdana" w:hAnsi="Verdana"/>
               <w:b w:val="1"/>
+              <w:bCs w:val="1"/>
               <w:i w:val="0"/>
+              <w:iCs w:val="0"/>
               <w:smallCaps w:val="0"/>
               <w:strike w:val="0"/>
               <w:color w:val="000000"/>
@@ -1355,7 +1439,9 @@
               <w:rPr>
                 <w:rFonts w:ascii="Verdana" w:cs="Verdana" w:eastAsia="Verdana" w:hAnsi="Verdana"/>
                 <w:b w:val="1"/>
+                <w:bCs w:val="1"/>
                 <w:i w:val="0"/>
+                <w:iCs w:val="0"/>
                 <w:smallCaps w:val="0"/>
                 <w:strike w:val="0"/>
                 <w:color w:val="000000"/>
@@ -1373,7 +1459,9 @@
             <w:rPr>
               <w:rFonts w:ascii="Verdana" w:cs="Verdana" w:eastAsia="Verdana" w:hAnsi="Verdana"/>
               <w:b w:val="1"/>
+              <w:bCs w:val="1"/>
               <w:i w:val="0"/>
+              <w:iCs w:val="0"/>
               <w:smallCaps w:val="0"/>
               <w:strike w:val="0"/>
               <w:color w:val="000000"/>
@@ -1395,7 +1483,9 @@
             <w:rPr>
               <w:rFonts w:ascii="Verdana" w:cs="Verdana" w:eastAsia="Verdana" w:hAnsi="Verdana"/>
               <w:b w:val="1"/>
+              <w:bCs w:val="1"/>
               <w:i w:val="0"/>
+              <w:iCs w:val="0"/>
               <w:smallCaps w:val="0"/>
               <w:strike w:val="0"/>
               <w:color w:val="000000"/>
@@ -1427,7 +1517,9 @@
             <w:rPr>
               <w:rFonts w:ascii="Verdana" w:cs="Verdana" w:eastAsia="Verdana" w:hAnsi="Verdana"/>
               <w:b w:val="1"/>
+              <w:bCs w:val="1"/>
               <w:i w:val="0"/>
+              <w:iCs w:val="0"/>
               <w:smallCaps w:val="0"/>
               <w:strike w:val="0"/>
               <w:color w:val="000000"/>
@@ -1443,7 +1535,9 @@
               <w:rPr>
                 <w:rFonts w:ascii="Verdana" w:cs="Verdana" w:eastAsia="Verdana" w:hAnsi="Verdana"/>
                 <w:b w:val="1"/>
+                <w:bCs w:val="1"/>
                 <w:i w:val="0"/>
+                <w:iCs w:val="0"/>
                 <w:smallCaps w:val="0"/>
                 <w:strike w:val="0"/>
                 <w:color w:val="000000"/>
@@ -1461,7 +1555,9 @@
             <w:rPr>
               <w:rFonts w:ascii="Verdana" w:cs="Verdana" w:eastAsia="Verdana" w:hAnsi="Verdana"/>
               <w:b w:val="1"/>
+              <w:bCs w:val="1"/>
               <w:i w:val="0"/>
+              <w:iCs w:val="0"/>
               <w:smallCaps w:val="0"/>
               <w:strike w:val="0"/>
               <w:color w:val="000000"/>
@@ -1483,7 +1579,9 @@
             <w:rPr>
               <w:rFonts w:ascii="Verdana" w:cs="Verdana" w:eastAsia="Verdana" w:hAnsi="Verdana"/>
               <w:b w:val="1"/>
+              <w:bCs w:val="1"/>
               <w:i w:val="0"/>
+              <w:iCs w:val="0"/>
               <w:smallCaps w:val="0"/>
               <w:strike w:val="0"/>
               <w:color w:val="000000"/>
@@ -1515,7 +1613,9 @@
             <w:rPr>
               <w:rFonts w:ascii="Verdana" w:cs="Verdana" w:eastAsia="Verdana" w:hAnsi="Verdana"/>
               <w:b w:val="1"/>
+              <w:bCs w:val="1"/>
               <w:i w:val="0"/>
+              <w:iCs w:val="0"/>
               <w:smallCaps w:val="0"/>
               <w:strike w:val="0"/>
               <w:color w:val="000000"/>
@@ -1531,7 +1631,9 @@
               <w:rPr>
                 <w:rFonts w:ascii="Verdana" w:cs="Verdana" w:eastAsia="Verdana" w:hAnsi="Verdana"/>
                 <w:b w:val="1"/>
+                <w:bCs w:val="1"/>
                 <w:i w:val="0"/>
+                <w:iCs w:val="0"/>
                 <w:smallCaps w:val="0"/>
                 <w:strike w:val="0"/>
                 <w:color w:val="000000"/>
@@ -1549,7 +1651,9 @@
             <w:rPr>
               <w:rFonts w:ascii="Verdana" w:cs="Verdana" w:eastAsia="Verdana" w:hAnsi="Verdana"/>
               <w:b w:val="1"/>
+              <w:bCs w:val="1"/>
               <w:i w:val="0"/>
+              <w:iCs w:val="0"/>
               <w:smallCaps w:val="0"/>
               <w:strike w:val="0"/>
               <w:color w:val="000000"/>
@@ -1571,7 +1675,9 @@
             <w:rPr>
               <w:rFonts w:ascii="Verdana" w:cs="Verdana" w:eastAsia="Verdana" w:hAnsi="Verdana"/>
               <w:b w:val="1"/>
+              <w:bCs w:val="1"/>
               <w:i w:val="0"/>
+              <w:iCs w:val="0"/>
               <w:smallCaps w:val="0"/>
               <w:strike w:val="0"/>
               <w:color w:val="000000"/>
@@ -1603,7 +1709,9 @@
             <w:rPr>
               <w:rFonts w:ascii="Verdana" w:cs="Verdana" w:eastAsia="Verdana" w:hAnsi="Verdana"/>
               <w:b w:val="1"/>
+              <w:bCs w:val="1"/>
               <w:i w:val="0"/>
+              <w:iCs w:val="0"/>
               <w:smallCaps w:val="0"/>
               <w:strike w:val="0"/>
               <w:color w:val="000000"/>
@@ -1619,7 +1727,9 @@
               <w:rPr>
                 <w:rFonts w:ascii="Verdana" w:cs="Verdana" w:eastAsia="Verdana" w:hAnsi="Verdana"/>
                 <w:b w:val="1"/>
+                <w:bCs w:val="1"/>
                 <w:i w:val="0"/>
+                <w:iCs w:val="0"/>
                 <w:smallCaps w:val="0"/>
                 <w:strike w:val="0"/>
                 <w:color w:val="000000"/>
@@ -1637,7 +1747,9 @@
             <w:rPr>
               <w:rFonts w:ascii="Verdana" w:cs="Verdana" w:eastAsia="Verdana" w:hAnsi="Verdana"/>
               <w:b w:val="1"/>
+              <w:bCs w:val="1"/>
               <w:i w:val="0"/>
+              <w:iCs w:val="0"/>
               <w:smallCaps w:val="0"/>
               <w:strike w:val="0"/>
               <w:color w:val="000000"/>
@@ -1659,7 +1771,9 @@
             <w:rPr>
               <w:rFonts w:ascii="Verdana" w:cs="Verdana" w:eastAsia="Verdana" w:hAnsi="Verdana"/>
               <w:b w:val="1"/>
+              <w:bCs w:val="1"/>
               <w:i w:val="0"/>
+              <w:iCs w:val="0"/>
               <w:smallCaps w:val="0"/>
               <w:strike w:val="0"/>
               <w:color w:val="000000"/>
@@ -1691,7 +1805,9 @@
             <w:rPr>
               <w:rFonts w:ascii="Verdana" w:cs="Verdana" w:eastAsia="Verdana" w:hAnsi="Verdana"/>
               <w:b w:val="1"/>
+              <w:bCs w:val="1"/>
               <w:i w:val="0"/>
+              <w:iCs w:val="0"/>
               <w:smallCaps w:val="0"/>
               <w:strike w:val="0"/>
               <w:color w:val="000000"/>
@@ -1707,7 +1823,9 @@
               <w:rPr>
                 <w:rFonts w:ascii="Verdana" w:cs="Verdana" w:eastAsia="Verdana" w:hAnsi="Verdana"/>
                 <w:b w:val="1"/>
+                <w:bCs w:val="1"/>
                 <w:i w:val="0"/>
+                <w:iCs w:val="0"/>
                 <w:smallCaps w:val="0"/>
                 <w:strike w:val="0"/>
                 <w:color w:val="000000"/>
@@ -1725,7 +1843,9 @@
             <w:rPr>
               <w:rFonts w:ascii="Verdana" w:cs="Verdana" w:eastAsia="Verdana" w:hAnsi="Verdana"/>
               <w:b w:val="1"/>
+              <w:bCs w:val="1"/>
               <w:i w:val="0"/>
+              <w:iCs w:val="0"/>
               <w:smallCaps w:val="0"/>
               <w:strike w:val="0"/>
               <w:color w:val="000000"/>
@@ -1747,7 +1867,9 @@
             <w:rPr>
               <w:rFonts w:ascii="Verdana" w:cs="Verdana" w:eastAsia="Verdana" w:hAnsi="Verdana"/>
               <w:b w:val="1"/>
+              <w:bCs w:val="1"/>
               <w:i w:val="0"/>
+              <w:iCs w:val="0"/>
               <w:smallCaps w:val="0"/>
               <w:strike w:val="0"/>
               <w:color w:val="000000"/>
@@ -1779,7 +1901,9 @@
             <w:rPr>
               <w:rFonts w:ascii="Verdana" w:cs="Verdana" w:eastAsia="Verdana" w:hAnsi="Verdana"/>
               <w:b w:val="1"/>
+              <w:bCs w:val="1"/>
               <w:i w:val="0"/>
+              <w:iCs w:val="0"/>
               <w:smallCaps w:val="0"/>
               <w:strike w:val="0"/>
               <w:color w:val="000000"/>
@@ -1795,7 +1919,9 @@
               <w:rPr>
                 <w:rFonts w:ascii="Verdana" w:cs="Verdana" w:eastAsia="Verdana" w:hAnsi="Verdana"/>
                 <w:b w:val="1"/>
+                <w:bCs w:val="1"/>
                 <w:i w:val="0"/>
+                <w:iCs w:val="0"/>
                 <w:smallCaps w:val="0"/>
                 <w:strike w:val="0"/>
                 <w:color w:val="000000"/>
@@ -1813,7 +1939,9 @@
             <w:rPr>
               <w:rFonts w:ascii="Verdana" w:cs="Verdana" w:eastAsia="Verdana" w:hAnsi="Verdana"/>
               <w:b w:val="1"/>
+              <w:bCs w:val="1"/>
               <w:i w:val="0"/>
+              <w:iCs w:val="0"/>
               <w:smallCaps w:val="0"/>
               <w:strike w:val="0"/>
               <w:color w:val="000000"/>
@@ -1835,7 +1963,9 @@
             <w:rPr>
               <w:rFonts w:ascii="Verdana" w:cs="Verdana" w:eastAsia="Verdana" w:hAnsi="Verdana"/>
               <w:b w:val="1"/>
+              <w:bCs w:val="1"/>
               <w:i w:val="0"/>
+              <w:iCs w:val="0"/>
               <w:smallCaps w:val="0"/>
               <w:strike w:val="0"/>
               <w:color w:val="000000"/>
@@ -1867,7 +1997,9 @@
             <w:rPr>
               <w:rFonts w:ascii="Verdana" w:cs="Verdana" w:eastAsia="Verdana" w:hAnsi="Verdana"/>
               <w:b w:val="1"/>
+              <w:bCs w:val="1"/>
               <w:i w:val="0"/>
+              <w:iCs w:val="0"/>
               <w:smallCaps w:val="0"/>
               <w:strike w:val="0"/>
               <w:color w:val="000000"/>
@@ -1883,7 +2015,9 @@
               <w:rPr>
                 <w:rFonts w:ascii="Verdana" w:cs="Verdana" w:eastAsia="Verdana" w:hAnsi="Verdana"/>
                 <w:b w:val="1"/>
+                <w:bCs w:val="1"/>
                 <w:i w:val="0"/>
+                <w:iCs w:val="0"/>
                 <w:smallCaps w:val="0"/>
                 <w:strike w:val="0"/>
                 <w:color w:val="000000"/>
@@ -1901,7 +2035,9 @@
             <w:rPr>
               <w:rFonts w:ascii="Verdana" w:cs="Verdana" w:eastAsia="Verdana" w:hAnsi="Verdana"/>
               <w:b w:val="1"/>
+              <w:bCs w:val="1"/>
               <w:i w:val="0"/>
+              <w:iCs w:val="0"/>
               <w:smallCaps w:val="0"/>
               <w:strike w:val="0"/>
               <w:color w:val="000000"/>
@@ -1923,7 +2059,9 @@
             <w:rPr>
               <w:rFonts w:ascii="Verdana" w:cs="Verdana" w:eastAsia="Verdana" w:hAnsi="Verdana"/>
               <w:b w:val="1"/>
+              <w:bCs w:val="1"/>
               <w:i w:val="0"/>
+              <w:iCs w:val="0"/>
               <w:smallCaps w:val="0"/>
               <w:strike w:val="0"/>
               <w:color w:val="000000"/>
@@ -1955,7 +2093,9 @@
             <w:rPr>
               <w:rFonts w:ascii="Verdana" w:cs="Verdana" w:eastAsia="Verdana" w:hAnsi="Verdana"/>
               <w:b w:val="1"/>
+              <w:bCs w:val="1"/>
               <w:i w:val="0"/>
+              <w:iCs w:val="0"/>
               <w:smallCaps w:val="0"/>
               <w:strike w:val="0"/>
               <w:color w:val="000000"/>
@@ -1971,7 +2111,9 @@
               <w:rPr>
                 <w:rFonts w:ascii="Verdana" w:cs="Verdana" w:eastAsia="Verdana" w:hAnsi="Verdana"/>
                 <w:b w:val="1"/>
+                <w:bCs w:val="1"/>
                 <w:i w:val="0"/>
+                <w:iCs w:val="0"/>
                 <w:smallCaps w:val="0"/>
                 <w:strike w:val="0"/>
                 <w:color w:val="000000"/>
@@ -1989,7 +2131,9 @@
             <w:rPr>
               <w:rFonts w:ascii="Verdana" w:cs="Verdana" w:eastAsia="Verdana" w:hAnsi="Verdana"/>
               <w:b w:val="1"/>
+              <w:bCs w:val="1"/>
               <w:i w:val="0"/>
+              <w:iCs w:val="0"/>
               <w:smallCaps w:val="0"/>
               <w:strike w:val="0"/>
               <w:color w:val="000000"/>
@@ -2011,7 +2155,9 @@
             <w:rPr>
               <w:rFonts w:ascii="Verdana" w:cs="Verdana" w:eastAsia="Verdana" w:hAnsi="Verdana"/>
               <w:b w:val="1"/>
+              <w:bCs w:val="1"/>
               <w:i w:val="0"/>
+              <w:iCs w:val="0"/>
               <w:smallCaps w:val="0"/>
               <w:strike w:val="0"/>
               <w:color w:val="000000"/>
@@ -2043,7 +2189,9 @@
             <w:rPr>
               <w:rFonts w:ascii="Verdana" w:cs="Verdana" w:eastAsia="Verdana" w:hAnsi="Verdana"/>
               <w:b w:val="1"/>
+              <w:bCs w:val="1"/>
               <w:i w:val="0"/>
+              <w:iCs w:val="0"/>
               <w:smallCaps w:val="0"/>
               <w:strike w:val="0"/>
               <w:color w:val="000000"/>
@@ -2059,7 +2207,9 @@
               <w:rPr>
                 <w:rFonts w:ascii="Verdana" w:cs="Verdana" w:eastAsia="Verdana" w:hAnsi="Verdana"/>
                 <w:b w:val="1"/>
+                <w:bCs w:val="1"/>
                 <w:i w:val="0"/>
+                <w:iCs w:val="0"/>
                 <w:smallCaps w:val="0"/>
                 <w:strike w:val="0"/>
                 <w:color w:val="000000"/>
@@ -2077,7 +2227,9 @@
             <w:rPr>
               <w:rFonts w:ascii="Verdana" w:cs="Verdana" w:eastAsia="Verdana" w:hAnsi="Verdana"/>
               <w:b w:val="1"/>
+              <w:bCs w:val="1"/>
               <w:i w:val="0"/>
+              <w:iCs w:val="0"/>
               <w:smallCaps w:val="0"/>
               <w:strike w:val="0"/>
               <w:color w:val="000000"/>
@@ -2099,7 +2251,9 @@
             <w:rPr>
               <w:rFonts w:ascii="Verdana" w:cs="Verdana" w:eastAsia="Verdana" w:hAnsi="Verdana"/>
               <w:b w:val="1"/>
+              <w:bCs w:val="1"/>
               <w:i w:val="0"/>
+              <w:iCs w:val="0"/>
               <w:smallCaps w:val="0"/>
               <w:strike w:val="0"/>
               <w:color w:val="000000"/>
@@ -2131,7 +2285,9 @@
             <w:rPr>
               <w:rFonts w:ascii="Verdana" w:cs="Verdana" w:eastAsia="Verdana" w:hAnsi="Verdana"/>
               <w:b w:val="1"/>
+              <w:bCs w:val="1"/>
               <w:i w:val="0"/>
+              <w:iCs w:val="0"/>
               <w:smallCaps w:val="0"/>
               <w:strike w:val="0"/>
               <w:color w:val="000000"/>
@@ -2147,7 +2303,9 @@
               <w:rPr>
                 <w:rFonts w:ascii="Verdana" w:cs="Verdana" w:eastAsia="Verdana" w:hAnsi="Verdana"/>
                 <w:b w:val="1"/>
+                <w:bCs w:val="1"/>
                 <w:i w:val="0"/>
+                <w:iCs w:val="0"/>
                 <w:smallCaps w:val="0"/>
                 <w:strike w:val="0"/>
                 <w:color w:val="000000"/>
@@ -2165,7 +2323,9 @@
             <w:rPr>
               <w:rFonts w:ascii="Verdana" w:cs="Verdana" w:eastAsia="Verdana" w:hAnsi="Verdana"/>
               <w:b w:val="1"/>
+              <w:bCs w:val="1"/>
               <w:i w:val="0"/>
+              <w:iCs w:val="0"/>
               <w:smallCaps w:val="0"/>
               <w:strike w:val="0"/>
               <w:color w:val="000000"/>
@@ -2187,7 +2347,9 @@
             <w:rPr>
               <w:rFonts w:ascii="Verdana" w:cs="Verdana" w:eastAsia="Verdana" w:hAnsi="Verdana"/>
               <w:b w:val="1"/>
+              <w:bCs w:val="1"/>
               <w:i w:val="0"/>
+              <w:iCs w:val="0"/>
               <w:smallCaps w:val="0"/>
               <w:strike w:val="0"/>
               <w:color w:val="000000"/>
@@ -2219,7 +2381,9 @@
             <w:rPr>
               <w:rFonts w:ascii="Verdana" w:cs="Verdana" w:eastAsia="Verdana" w:hAnsi="Verdana"/>
               <w:b w:val="1"/>
+              <w:bCs w:val="1"/>
               <w:i w:val="0"/>
+              <w:iCs w:val="0"/>
               <w:smallCaps w:val="0"/>
               <w:strike w:val="0"/>
               <w:color w:val="000000"/>
@@ -2235,7 +2399,9 @@
               <w:rPr>
                 <w:rFonts w:ascii="Verdana" w:cs="Verdana" w:eastAsia="Verdana" w:hAnsi="Verdana"/>
                 <w:b w:val="1"/>
+                <w:bCs w:val="1"/>
                 <w:i w:val="0"/>
+                <w:iCs w:val="0"/>
                 <w:smallCaps w:val="0"/>
                 <w:strike w:val="0"/>
                 <w:color w:val="000000"/>
@@ -2253,7 +2419,9 @@
             <w:rPr>
               <w:rFonts w:ascii="Verdana" w:cs="Verdana" w:eastAsia="Verdana" w:hAnsi="Verdana"/>
               <w:b w:val="1"/>
+              <w:bCs w:val="1"/>
               <w:i w:val="0"/>
+              <w:iCs w:val="0"/>
               <w:smallCaps w:val="0"/>
               <w:strike w:val="0"/>
               <w:color w:val="000000"/>
@@ -2275,7 +2443,9 @@
             <w:rPr>
               <w:rFonts w:ascii="Verdana" w:cs="Verdana" w:eastAsia="Verdana" w:hAnsi="Verdana"/>
               <w:b w:val="1"/>
+              <w:bCs w:val="1"/>
               <w:i w:val="0"/>
+              <w:iCs w:val="0"/>
               <w:smallCaps w:val="0"/>
               <w:strike w:val="0"/>
               <w:color w:val="000000"/>
@@ -2307,7 +2477,9 @@
             <w:rPr>
               <w:rFonts w:ascii="Verdana" w:cs="Verdana" w:eastAsia="Verdana" w:hAnsi="Verdana"/>
               <w:b w:val="1"/>
+              <w:bCs w:val="1"/>
               <w:i w:val="0"/>
+              <w:iCs w:val="0"/>
               <w:smallCaps w:val="0"/>
               <w:strike w:val="0"/>
               <w:color w:val="000000"/>
@@ -2323,7 +2495,9 @@
               <w:rPr>
                 <w:rFonts w:ascii="Verdana" w:cs="Verdana" w:eastAsia="Verdana" w:hAnsi="Verdana"/>
                 <w:b w:val="1"/>
+                <w:bCs w:val="1"/>
                 <w:i w:val="0"/>
+                <w:iCs w:val="0"/>
                 <w:smallCaps w:val="0"/>
                 <w:strike w:val="0"/>
                 <w:color w:val="000000"/>
@@ -2341,7 +2515,9 @@
             <w:rPr>
               <w:rFonts w:ascii="Verdana" w:cs="Verdana" w:eastAsia="Verdana" w:hAnsi="Verdana"/>
               <w:b w:val="1"/>
+              <w:bCs w:val="1"/>
               <w:i w:val="0"/>
+              <w:iCs w:val="0"/>
               <w:smallCaps w:val="0"/>
               <w:strike w:val="0"/>
               <w:color w:val="000000"/>
@@ -2363,7 +2539,9 @@
             <w:rPr>
               <w:rFonts w:ascii="Verdana" w:cs="Verdana" w:eastAsia="Verdana" w:hAnsi="Verdana"/>
               <w:b w:val="1"/>
+              <w:bCs w:val="1"/>
               <w:i w:val="0"/>
+              <w:iCs w:val="0"/>
               <w:smallCaps w:val="0"/>
               <w:strike w:val="0"/>
               <w:color w:val="000000"/>
@@ -2395,7 +2573,9 @@
             <w:rPr>
               <w:rFonts w:ascii="Verdana" w:cs="Verdana" w:eastAsia="Verdana" w:hAnsi="Verdana"/>
               <w:b w:val="1"/>
+              <w:bCs w:val="1"/>
               <w:i w:val="0"/>
+              <w:iCs w:val="0"/>
               <w:smallCaps w:val="0"/>
               <w:strike w:val="0"/>
               <w:color w:val="000000"/>
@@ -2411,7 +2591,9 @@
               <w:rPr>
                 <w:rFonts w:ascii="Verdana" w:cs="Verdana" w:eastAsia="Verdana" w:hAnsi="Verdana"/>
                 <w:b w:val="1"/>
+                <w:bCs w:val="1"/>
                 <w:i w:val="0"/>
+                <w:iCs w:val="0"/>
                 <w:smallCaps w:val="0"/>
                 <w:strike w:val="0"/>
                 <w:color w:val="000000"/>
@@ -2429,7 +2611,9 @@
             <w:rPr>
               <w:rFonts w:ascii="Verdana" w:cs="Verdana" w:eastAsia="Verdana" w:hAnsi="Verdana"/>
               <w:b w:val="1"/>
+              <w:bCs w:val="1"/>
               <w:i w:val="0"/>
+              <w:iCs w:val="0"/>
               <w:smallCaps w:val="0"/>
               <w:strike w:val="0"/>
               <w:color w:val="000000"/>
@@ -2451,7 +2635,9 @@
             <w:rPr>
               <w:rFonts w:ascii="Verdana" w:cs="Verdana" w:eastAsia="Verdana" w:hAnsi="Verdana"/>
               <w:b w:val="1"/>
+              <w:bCs w:val="1"/>
               <w:i w:val="0"/>
+              <w:iCs w:val="0"/>
               <w:smallCaps w:val="0"/>
               <w:strike w:val="0"/>
               <w:color w:val="000000"/>
@@ -2483,7 +2669,9 @@
             <w:rPr>
               <w:rFonts w:ascii="Verdana" w:cs="Verdana" w:eastAsia="Verdana" w:hAnsi="Verdana"/>
               <w:b w:val="1"/>
+              <w:bCs w:val="1"/>
               <w:i w:val="0"/>
+              <w:iCs w:val="0"/>
               <w:smallCaps w:val="0"/>
               <w:strike w:val="0"/>
               <w:color w:val="000000"/>
@@ -2499,7 +2687,9 @@
               <w:rPr>
                 <w:rFonts w:ascii="Verdana" w:cs="Verdana" w:eastAsia="Verdana" w:hAnsi="Verdana"/>
                 <w:b w:val="1"/>
+                <w:bCs w:val="1"/>
                 <w:i w:val="0"/>
+                <w:iCs w:val="0"/>
                 <w:smallCaps w:val="0"/>
                 <w:strike w:val="0"/>
                 <w:color w:val="000000"/>
@@ -2517,7 +2707,9 @@
             <w:rPr>
               <w:rFonts w:ascii="Verdana" w:cs="Verdana" w:eastAsia="Verdana" w:hAnsi="Verdana"/>
               <w:b w:val="1"/>
+              <w:bCs w:val="1"/>
               <w:i w:val="0"/>
+              <w:iCs w:val="0"/>
               <w:smallCaps w:val="0"/>
               <w:strike w:val="0"/>
               <w:color w:val="000000"/>
@@ -2539,7 +2731,9 @@
             <w:rPr>
               <w:rFonts w:ascii="Verdana" w:cs="Verdana" w:eastAsia="Verdana" w:hAnsi="Verdana"/>
               <w:b w:val="1"/>
+              <w:bCs w:val="1"/>
               <w:i w:val="0"/>
+              <w:iCs w:val="0"/>
               <w:smallCaps w:val="0"/>
               <w:strike w:val="0"/>
               <w:color w:val="000000"/>
@@ -2571,7 +2765,9 @@
             <w:rPr>
               <w:rFonts w:ascii="Verdana" w:cs="Verdana" w:eastAsia="Verdana" w:hAnsi="Verdana"/>
               <w:b w:val="1"/>
+              <w:bCs w:val="1"/>
               <w:i w:val="0"/>
+              <w:iCs w:val="0"/>
               <w:smallCaps w:val="0"/>
               <w:strike w:val="0"/>
               <w:color w:val="000000"/>
@@ -2587,7 +2783,9 @@
               <w:rPr>
                 <w:rFonts w:ascii="Verdana" w:cs="Verdana" w:eastAsia="Verdana" w:hAnsi="Verdana"/>
                 <w:b w:val="1"/>
+                <w:bCs w:val="1"/>
                 <w:i w:val="0"/>
+                <w:iCs w:val="0"/>
                 <w:smallCaps w:val="0"/>
                 <w:strike w:val="0"/>
                 <w:color w:val="000000"/>
@@ -2605,7 +2803,9 @@
             <w:rPr>
               <w:rFonts w:ascii="Verdana" w:cs="Verdana" w:eastAsia="Verdana" w:hAnsi="Verdana"/>
               <w:b w:val="1"/>
+              <w:bCs w:val="1"/>
               <w:i w:val="0"/>
+              <w:iCs w:val="0"/>
               <w:smallCaps w:val="0"/>
               <w:strike w:val="0"/>
               <w:color w:val="000000"/>
@@ -2627,7 +2827,9 @@
             <w:rPr>
               <w:rFonts w:ascii="Verdana" w:cs="Verdana" w:eastAsia="Verdana" w:hAnsi="Verdana"/>
               <w:b w:val="1"/>
+              <w:bCs w:val="1"/>
               <w:i w:val="0"/>
+              <w:iCs w:val="0"/>
               <w:smallCaps w:val="0"/>
               <w:strike w:val="0"/>
               <w:color w:val="000000"/>
@@ -2659,7 +2861,9 @@
             <w:rPr>
               <w:rFonts w:ascii="Verdana" w:cs="Verdana" w:eastAsia="Verdana" w:hAnsi="Verdana"/>
               <w:b w:val="1"/>
+              <w:bCs w:val="1"/>
               <w:i w:val="0"/>
+              <w:iCs w:val="0"/>
               <w:smallCaps w:val="0"/>
               <w:strike w:val="0"/>
               <w:color w:val="000000"/>
@@ -2675,7 +2879,9 @@
               <w:rPr>
                 <w:rFonts w:ascii="Verdana" w:cs="Verdana" w:eastAsia="Verdana" w:hAnsi="Verdana"/>
                 <w:b w:val="1"/>
+                <w:bCs w:val="1"/>
                 <w:i w:val="0"/>
+                <w:iCs w:val="0"/>
                 <w:smallCaps w:val="0"/>
                 <w:strike w:val="0"/>
                 <w:color w:val="000000"/>
@@ -2693,7 +2899,9 @@
             <w:rPr>
               <w:rFonts w:ascii="Verdana" w:cs="Verdana" w:eastAsia="Verdana" w:hAnsi="Verdana"/>
               <w:b w:val="1"/>
+              <w:bCs w:val="1"/>
               <w:i w:val="0"/>
+              <w:iCs w:val="0"/>
               <w:smallCaps w:val="0"/>
               <w:strike w:val="0"/>
               <w:color w:val="000000"/>
@@ -2715,7 +2923,9 @@
             <w:rPr>
               <w:rFonts w:ascii="Verdana" w:cs="Verdana" w:eastAsia="Verdana" w:hAnsi="Verdana"/>
               <w:b w:val="1"/>
+              <w:bCs w:val="1"/>
               <w:i w:val="0"/>
+              <w:iCs w:val="0"/>
               <w:smallCaps w:val="0"/>
               <w:strike w:val="0"/>
               <w:color w:val="000000"/>
@@ -2747,7 +2957,9 @@
             <w:rPr>
               <w:rFonts w:ascii="Verdana" w:cs="Verdana" w:eastAsia="Verdana" w:hAnsi="Verdana"/>
               <w:b w:val="1"/>
+              <w:bCs w:val="1"/>
               <w:i w:val="0"/>
+              <w:iCs w:val="0"/>
               <w:smallCaps w:val="0"/>
               <w:strike w:val="0"/>
               <w:color w:val="000000"/>
@@ -2763,7 +2975,9 @@
               <w:rPr>
                 <w:rFonts w:ascii="Verdana" w:cs="Verdana" w:eastAsia="Verdana" w:hAnsi="Verdana"/>
                 <w:b w:val="1"/>
+                <w:bCs w:val="1"/>
                 <w:i w:val="0"/>
+                <w:iCs w:val="0"/>
                 <w:smallCaps w:val="0"/>
                 <w:strike w:val="0"/>
                 <w:color w:val="000000"/>
@@ -2781,7 +2995,9 @@
             <w:rPr>
               <w:rFonts w:ascii="Verdana" w:cs="Verdana" w:eastAsia="Verdana" w:hAnsi="Verdana"/>
               <w:b w:val="1"/>
+              <w:bCs w:val="1"/>
               <w:i w:val="0"/>
+              <w:iCs w:val="0"/>
               <w:smallCaps w:val="0"/>
               <w:strike w:val="0"/>
               <w:color w:val="000000"/>
@@ -2803,7 +3019,9 @@
             <w:rPr>
               <w:rFonts w:ascii="Verdana" w:cs="Verdana" w:eastAsia="Verdana" w:hAnsi="Verdana"/>
               <w:b w:val="1"/>
+              <w:bCs w:val="1"/>
               <w:i w:val="0"/>
+              <w:iCs w:val="0"/>
               <w:smallCaps w:val="0"/>
               <w:strike w:val="0"/>
               <w:color w:val="000000"/>
@@ -2835,7 +3053,9 @@
             <w:rPr>
               <w:rFonts w:ascii="Verdana" w:cs="Verdana" w:eastAsia="Verdana" w:hAnsi="Verdana"/>
               <w:b w:val="1"/>
+              <w:bCs w:val="1"/>
               <w:i w:val="0"/>
+              <w:iCs w:val="0"/>
               <w:smallCaps w:val="0"/>
               <w:strike w:val="0"/>
               <w:color w:val="000000"/>
@@ -2851,7 +3071,9 @@
               <w:rPr>
                 <w:rFonts w:ascii="Verdana" w:cs="Verdana" w:eastAsia="Verdana" w:hAnsi="Verdana"/>
                 <w:b w:val="1"/>
+                <w:bCs w:val="1"/>
                 <w:i w:val="0"/>
+                <w:iCs w:val="0"/>
                 <w:smallCaps w:val="0"/>
                 <w:strike w:val="0"/>
                 <w:color w:val="000000"/>
@@ -2869,7 +3091,9 @@
             <w:rPr>
               <w:rFonts w:ascii="Verdana" w:cs="Verdana" w:eastAsia="Verdana" w:hAnsi="Verdana"/>
               <w:b w:val="1"/>
+              <w:bCs w:val="1"/>
               <w:i w:val="0"/>
+              <w:iCs w:val="0"/>
               <w:smallCaps w:val="0"/>
               <w:strike w:val="0"/>
               <w:color w:val="000000"/>
@@ -2891,7 +3115,9 @@
             <w:rPr>
               <w:rFonts w:ascii="Verdana" w:cs="Verdana" w:eastAsia="Verdana" w:hAnsi="Verdana"/>
               <w:b w:val="1"/>
+              <w:bCs w:val="1"/>
               <w:i w:val="0"/>
+              <w:iCs w:val="0"/>
               <w:smallCaps w:val="0"/>
               <w:strike w:val="0"/>
               <w:color w:val="000000"/>
@@ -3161,6 +3387,7 @@
       <w:r>
         <w:rPr>
           <w:b w:val="1"/>
+          <w:bCs w:val="1"/>
           <w:u w:val="single"/>
           <w:rtl w:val="0"/>
         </w:rPr>
@@ -3443,6 +3670,7 @@
       <w:r>
         <w:rPr>
           <w:b w:val="1"/>
+          <w:bCs w:val="1"/>
           <w:u w:val="single"/>
           <w:rtl w:val="0"/>
         </w:rPr>
@@ -3539,6 +3767,7 @@
       <w:r>
         <w:rPr>
           <w:b w:val="1"/>
+          <w:bCs w:val="1"/>
           <w:rtl w:val="0"/>
         </w:rPr>
         <w:t xml:space="preserve">Atención: </w:t>
@@ -3584,6 +3813,7 @@
         <w:jc w:val="center"/>
         <w:rPr>
           <w:i w:val="1"/>
+          <w:iCs w:val="1"/>
           <w:sz w:val="16"/>
           <w:szCs w:val="16"/>
         </w:rPr>
@@ -3591,6 +3821,7 @@
       <w:r>
         <w:rPr>
           <w:i w:val="1"/>
+          <w:iCs w:val="1"/>
           <w:sz w:val="16"/>
           <w:szCs w:val="16"/>
         </w:rPr>
@@ -3598,12 +3829,12 @@
           <wp:inline distB="114300" distT="114300" distL="114300" distR="114300">
             <wp:extent cx="6120000" cy="2501900"/>
             <wp:effectExtent b="0" l="0" r="0" t="0"/>
-            <wp:docPr id="3" name="image6.png"/>
+            <wp:docPr id="3" name="image5.png"/>
             <a:graphic>
               <a:graphicData uri="http://schemas.openxmlformats.org/drawingml/2006/picture">
                 <pic:pic>
                   <pic:nvPicPr>
-                    <pic:cNvPr id="0" name="image6.png"/>
+                    <pic:cNvPr id="0" name="image5.png"/>
                     <pic:cNvPicPr preferRelativeResize="0"/>
                   </pic:nvPicPr>
                   <pic:blipFill>
@@ -3642,6 +3873,7 @@
       <w:r>
         <w:rPr>
           <w:i w:val="1"/>
+          <w:iCs w:val="1"/>
           <w:sz w:val="16"/>
           <w:szCs w:val="16"/>
           <w:rtl w:val="0"/>
@@ -3652,6 +3884,7 @@
         <w:r>
           <w:rPr>
             <w:i w:val="1"/>
+            <w:iCs w:val="1"/>
             <w:color w:val="1155cc"/>
             <w:sz w:val="16"/>
             <w:szCs w:val="16"/>
@@ -3664,6 +3897,7 @@
       <w:r>
         <w:rPr>
           <w:i w:val="1"/>
+          <w:iCs w:val="1"/>
           <w:sz w:val="16"/>
           <w:szCs w:val="16"/>
           <w:rtl w:val="0"/>
@@ -3728,6 +3962,7 @@
         <w:jc w:val="center"/>
         <w:rPr>
           <w:i w:val="1"/>
+          <w:iCs w:val="1"/>
           <w:sz w:val="16"/>
           <w:szCs w:val="16"/>
         </w:rPr>
@@ -3744,6 +3979,7 @@
         <w:jc w:val="center"/>
         <w:rPr>
           <w:i w:val="1"/>
+          <w:iCs w:val="1"/>
           <w:sz w:val="16"/>
           <w:szCs w:val="16"/>
         </w:rPr>
@@ -3751,6 +3987,7 @@
       <w:r>
         <w:rPr>
           <w:i w:val="1"/>
+          <w:iCs w:val="1"/>
           <w:sz w:val="16"/>
           <w:szCs w:val="16"/>
         </w:rPr>
@@ -3758,12 +3995,12 @@
           <wp:inline distB="114300" distT="114300" distL="114300" distR="114300">
             <wp:extent cx="4113375" cy="1939339"/>
             <wp:effectExtent b="0" l="0" r="0" t="0"/>
-            <wp:docPr id="5" name="image4.jpg"/>
+            <wp:docPr id="5" name="image2.jpg"/>
             <a:graphic>
               <a:graphicData uri="http://schemas.openxmlformats.org/drawingml/2006/picture">
                 <pic:pic>
                   <pic:nvPicPr>
-                    <pic:cNvPr id="0" name="image4.jpg"/>
+                    <pic:cNvPr id="0" name="image2.jpg"/>
                     <pic:cNvPicPr preferRelativeResize="0"/>
                   </pic:nvPicPr>
                   <pic:blipFill>
@@ -3799,6 +4036,7 @@
         <w:jc w:val="center"/>
         <w:rPr>
           <w:i w:val="1"/>
+          <w:iCs w:val="1"/>
           <w:sz w:val="16"/>
           <w:szCs w:val="16"/>
         </w:rPr>
@@ -3806,6 +4044,7 @@
       <w:r>
         <w:rPr>
           <w:i w:val="1"/>
+          <w:iCs w:val="1"/>
           <w:sz w:val="16"/>
           <w:szCs w:val="16"/>
           <w:rtl w:val="0"/>
@@ -3816,6 +4055,7 @@
         <w:r>
           <w:rPr>
             <w:i w:val="1"/>
+            <w:iCs w:val="1"/>
             <w:color w:val="1155cc"/>
             <w:sz w:val="16"/>
             <w:szCs w:val="16"/>
@@ -4075,6 +4315,7 @@
       <w:r>
         <w:rPr>
           <w:b w:val="1"/>
+          <w:bCs w:val="1"/>
           <w:rtl w:val="0"/>
         </w:rPr>
         <w:t xml:space="preserve">Interesante: </w:t>
@@ -4192,6 +4433,7 @@
       <w:r>
         <w:rPr>
           <w:b w:val="1"/>
+          <w:bCs w:val="1"/>
           <w:rtl w:val="0"/>
         </w:rPr>
         <w:t xml:space="preserve">Atención: </w:t>
@@ -4199,6 +4441,7 @@
       <w:r>
         <w:rPr>
           <w:i w:val="1"/>
+          <w:iCs w:val="1"/>
           <w:u w:val="single"/>
           <w:rtl w:val="0"/>
         </w:rPr>
@@ -5011,6 +5254,7 @@
       <w:r>
         <w:rPr>
           <w:b w:val="1"/>
+          <w:bCs w:val="1"/>
           <w:rtl w:val="0"/>
         </w:rPr>
         <w:t xml:space="preserve">Linux namespaces</w:t>
@@ -5124,6 +5368,7 @@
       <w:r>
         <w:rPr>
           <w:b w:val="1"/>
+          <w:bCs w:val="1"/>
           <w:rtl w:val="0"/>
         </w:rPr>
         <w:t xml:space="preserve">Cgroups</w:t>
@@ -5215,6 +5460,7 @@
       <w:r>
         <w:rPr>
           <w:b w:val="1"/>
+          <w:bCs w:val="1"/>
           <w:rtl w:val="0"/>
         </w:rPr>
         <w:t xml:space="preserve">Julia Evans,</w:t>
@@ -5456,6 +5702,7 @@
       <w:r>
         <w:rPr>
           <w:b w:val="1"/>
+          <w:bCs w:val="1"/>
           <w:rtl w:val="0"/>
         </w:rPr>
         <w:t xml:space="preserve">Importante: </w:t>
@@ -5608,6 +5855,7 @@
       <w:r>
         <w:rPr>
           <w:b w:val="1"/>
+          <w:bCs w:val="1"/>
           <w:rtl w:val="0"/>
         </w:rPr>
         <w:t xml:space="preserve">Docker CE (Community Edition)</w:t>
@@ -5635,6 +5883,7 @@
       <w:r>
         <w:rPr>
           <w:b w:val="1"/>
+          <w:bCs w:val="1"/>
           <w:rtl w:val="0"/>
         </w:rPr>
         <w:t xml:space="preserve">Docker EE (Enterprise Edition):</w:t>
@@ -5762,6 +6011,7 @@
       <w:r>
         <w:rPr>
           <w:b w:val="1"/>
+          <w:bCs w:val="1"/>
           <w:rtl w:val="0"/>
         </w:rPr>
         <w:t xml:space="preserve"> </w:t>
@@ -5835,12 +6085,12 @@
           <wp:inline distB="114300" distT="114300" distL="114300" distR="114300">
             <wp:extent cx="6120000" cy="3187700"/>
             <wp:effectExtent b="0" l="0" r="0" t="0"/>
-            <wp:docPr id="1" name="image5.png"/>
+            <wp:docPr id="1" name="image3.png"/>
             <a:graphic>
               <a:graphicData uri="http://schemas.openxmlformats.org/drawingml/2006/picture">
                 <pic:pic>
                   <pic:nvPicPr>
-                    <pic:cNvPr id="0" name="image5.png"/>
+                    <pic:cNvPr id="0" name="image3.png"/>
                     <pic:cNvPicPr preferRelativeResize="0"/>
                   </pic:nvPicPr>
                   <pic:blipFill>
@@ -5876,6 +6126,7 @@
         <w:jc w:val="center"/>
         <w:rPr>
           <w:i w:val="1"/>
+          <w:iCs w:val="1"/>
           <w:sz w:val="16"/>
           <w:szCs w:val="16"/>
         </w:rPr>
@@ -5883,6 +6134,7 @@
       <w:r>
         <w:rPr>
           <w:i w:val="1"/>
+          <w:iCs w:val="1"/>
           <w:sz w:val="16"/>
           <w:szCs w:val="16"/>
           <w:rtl w:val="0"/>
@@ -5893,6 +6145,7 @@
         <w:r>
           <w:rPr>
             <w:i w:val="1"/>
+            <w:iCs w:val="1"/>
             <w:color w:val="1155cc"/>
             <w:sz w:val="16"/>
             <w:szCs w:val="16"/>
@@ -5944,6 +6197,7 @@
       <w:r>
         <w:rPr>
           <w:b w:val="1"/>
+          <w:bCs w:val="1"/>
           <w:rtl w:val="0"/>
         </w:rPr>
         <w:t xml:space="preserve">Cliente</w:t>
@@ -5968,6 +6222,7 @@
       <w:r>
         <w:rPr>
           <w:b w:val="1"/>
+          <w:bCs w:val="1"/>
           <w:rtl w:val="0"/>
         </w:rPr>
         <w:t xml:space="preserve">Servidor (Docker Host)</w:t>
@@ -5995,6 +6250,7 @@
       <w:r>
         <w:rPr>
           <w:b w:val="1"/>
+          <w:bCs w:val="1"/>
           <w:rtl w:val="0"/>
         </w:rPr>
         <w:t xml:space="preserve">Registro (Registry)</w:t>
@@ -6008,6 +6264,7 @@
       <w:r>
         <w:rPr>
           <w:b w:val="1"/>
+          <w:bCs w:val="1"/>
           <w:rtl w:val="0"/>
         </w:rPr>
         <w:t xml:space="preserve">“Docker Hub”</w:t>
@@ -6124,6 +6381,7 @@
       <w:r>
         <w:rPr>
           <w:b w:val="1"/>
+          <w:bCs w:val="1"/>
           <w:rtl w:val="0"/>
         </w:rPr>
         <w:t xml:space="preserve">Ejecución de Docker en Linux:</w:t>
@@ -6202,11 +6460,13 @@
         <w:ind w:left="720" w:hanging="360"/>
         <w:rPr>
           <w:b w:val="1"/>
+          <w:bCs w:val="1"/>
         </w:rPr>
       </w:pPr>
       <w:r>
         <w:rPr>
           <w:b w:val="1"/>
+          <w:bCs w:val="1"/>
           <w:rtl w:val="0"/>
         </w:rPr>
         <w:t xml:space="preserve">Ejecución de Docker en Windows:</w:t>
@@ -6301,11 +6561,13 @@
         <w:jc w:val="left"/>
         <w:rPr>
           <w:b w:val="1"/>
+          <w:bCs w:val="1"/>
         </w:rPr>
       </w:pPr>
       <w:r>
         <w:rPr>
           <w:b w:val="1"/>
+          <w:bCs w:val="1"/>
           <w:rtl w:val="0"/>
         </w:rPr>
         <w:t xml:space="preserve">Ejecución de Docker en MacOS:</w:t>
@@ -9091,11 +9353,19 @@
       </w:pPr>
     </w:pPrDefault>
   </w:docDefaults>
+  <w:style w:type="table" w:styleId="TableNormal" w:default="1">
+    <w:name w:val="TableNormal"/>
+    <w:tblPr>
+      <w:tblCellMar>
+        <w:top w:w="100.0" w:type="dxa"/>
+        <w:left w:w="100.0" w:type="dxa"/>
+        <w:bottom w:w="100.0" w:type="dxa"/>
+        <w:right w:w="100.0" w:type="dxa"/>
+      </w:tblCellMar>
+    </w:tblPr>
+  </w:style>
   <w:style w:type="paragraph" w:styleId="Normal" w:default="1">
     <w:name w:val="normal"/>
-  </w:style>
-  <w:style w:type="table" w:styleId="TableNormal" w:default="1">
-    <w:name w:val="Table Normal"/>
   </w:style>
   <w:style w:type="paragraph" w:styleId="Heading1">
     <w:name w:val="heading 1"/>
@@ -9143,6 +9413,7 @@
     <w:rPr>
       <w:rFonts w:ascii="Arial" w:cs="Arial" w:eastAsia="Arial" w:hAnsi="Arial"/>
       <w:b w:val="0"/>
+      <w:bCs w:val="0"/>
       <w:smallCaps w:val="0"/>
       <w:color w:val="669966"/>
       <w:sz w:val="22"/>
@@ -9163,7 +9434,9 @@
     <w:rPr>
       <w:rFonts w:ascii="Arial" w:cs="Arial" w:eastAsia="Arial" w:hAnsi="Arial"/>
       <w:b w:val="1"/>
+      <w:bCs w:val="1"/>
       <w:i w:val="1"/>
+      <w:iCs w:val="1"/>
       <w:smallCaps w:val="0"/>
       <w:sz w:val="21"/>
       <w:szCs w:val="21"/>
@@ -9184,6 +9457,7 @@
     <w:rPr>
       <w:rFonts w:ascii="Arial" w:cs="Arial" w:eastAsia="Arial" w:hAnsi="Arial"/>
       <w:b w:val="1"/>
+      <w:bCs w:val="1"/>
       <w:smallCaps w:val="1"/>
       <w:sz w:val="24"/>
       <w:szCs w:val="24"/>
@@ -9201,6 +9475,7 @@
     </w:pPr>
     <w:rPr>
       <w:b w:val="1"/>
+      <w:bCs w:val="1"/>
       <w:sz w:val="20"/>
       <w:szCs w:val="20"/>
     </w:rPr>
@@ -9217,6 +9492,7 @@
     </w:pPr>
     <w:rPr>
       <w:b w:val="1"/>
+      <w:bCs w:val="1"/>
       <w:sz w:val="72"/>
       <w:szCs w:val="72"/>
     </w:rPr>
@@ -9234,6 +9510,7 @@
     <w:rPr>
       <w:rFonts w:ascii="Georgia" w:cs="Georgia" w:eastAsia="Georgia" w:hAnsi="Georgia"/>
       <w:i w:val="1"/>
+      <w:iCs w:val="1"/>
       <w:color w:val="666666"/>
       <w:sz w:val="48"/>
       <w:szCs w:val="48"/>
